--- a/Bai tap Git.docx
+++ b/Bai tap Git.docx
@@ -174,6 +174,14 @@
           <w:szCs w:val="26"/>
         </w:rPr>
         <w:t xml:space="preserve"> </w:t>
+      </w:r>
+      <w:r>
+        <w:rPr>
+          <w:rFonts w:ascii="Times New Roman" w:hAnsi="Times New Roman" w:cs="Times New Roman"/>
+          <w:sz w:val="26"/>
+          <w:szCs w:val="26"/>
+        </w:rPr>
+        <w:t>Lê Chí Phong</w:t>
       </w:r>
     </w:p>
     <w:p>
@@ -2528,6 +2536,69 @@
       <w:pPr>
         <w:pStyle w:val="HTMLPreformatted"/>
         <w:rPr>
+          <w:rFonts w:ascii="Times New Roman" w:hAnsi="Times New Roman" w:cs="Times New Roman"/>
+          <w:sz w:val="26"/>
+          <w:szCs w:val="26"/>
+        </w:rPr>
+      </w:pPr>
+      <w:r>
+        <w:rPr>
+          <w:rFonts w:ascii="Times New Roman" w:hAnsi="Times New Roman" w:cs="Times New Roman"/>
+          <w:sz w:val="26"/>
+          <w:szCs w:val="26"/>
+        </w:rPr>
+        <w:lastRenderedPageBreak/>
+        <w:tab/>
+      </w:r>
+      <w:proofErr w:type="spellStart"/>
+      <w:r>
+        <w:rPr>
+          <w:rFonts w:ascii="Times New Roman" w:hAnsi="Times New Roman" w:cs="Times New Roman"/>
+          <w:sz w:val="26"/>
+          <w:szCs w:val="26"/>
+        </w:rPr>
+        <w:t>Trả</w:t>
+      </w:r>
+      <w:proofErr w:type="spellEnd"/>
+      <w:r>
+        <w:rPr>
+          <w:rFonts w:ascii="Times New Roman" w:hAnsi="Times New Roman" w:cs="Times New Roman"/>
+          <w:sz w:val="26"/>
+          <w:szCs w:val="26"/>
+        </w:rPr>
+        <w:t xml:space="preserve"> </w:t>
+      </w:r>
+      <w:proofErr w:type="spellStart"/>
+      <w:r>
+        <w:rPr>
+          <w:rFonts w:ascii="Times New Roman" w:hAnsi="Times New Roman" w:cs="Times New Roman"/>
+          <w:sz w:val="26"/>
+          <w:szCs w:val="26"/>
+        </w:rPr>
+        <w:t>lời</w:t>
+      </w:r>
+      <w:proofErr w:type="spellEnd"/>
+      <w:r>
+        <w:rPr>
+          <w:rFonts w:ascii="Times New Roman" w:hAnsi="Times New Roman" w:cs="Times New Roman"/>
+          <w:sz w:val="26"/>
+          <w:szCs w:val="26"/>
+        </w:rPr>
+        <w:t>:</w:t>
+      </w:r>
+      <w:r>
+        <w:rPr>
+          <w:rFonts w:ascii="Times New Roman" w:hAnsi="Times New Roman" w:cs="Times New Roman"/>
+          <w:sz w:val="26"/>
+          <w:szCs w:val="26"/>
+        </w:rPr>
+        <w:t xml:space="preserve"> </w:t>
+      </w:r>
+    </w:p>
+    <w:p>
+      <w:pPr>
+        <w:pStyle w:val="HTMLPreformatted"/>
+        <w:rPr>
           <w:rFonts w:ascii="Consolas" w:hAnsi="Consolas"/>
           <w:color w:val="24292E"/>
           <w:sz w:val="21"/>
@@ -2536,56 +2607,43 @@
       </w:pPr>
       <w:r>
         <w:rPr>
-          <w:rFonts w:ascii="Times New Roman" w:hAnsi="Times New Roman" w:cs="Times New Roman"/>
-          <w:sz w:val="26"/>
-          <w:szCs w:val="26"/>
-        </w:rPr>
-        <w:lastRenderedPageBreak/>
-        <w:tab/>
-      </w:r>
-      <w:proofErr w:type="spellStart"/>
-      <w:r>
-        <w:rPr>
-          <w:rFonts w:ascii="Times New Roman" w:hAnsi="Times New Roman" w:cs="Times New Roman"/>
-          <w:sz w:val="26"/>
-          <w:szCs w:val="26"/>
-        </w:rPr>
-        <w:t>Trả</w:t>
-      </w:r>
-      <w:proofErr w:type="spellEnd"/>
-      <w:r>
-        <w:rPr>
-          <w:rFonts w:ascii="Times New Roman" w:hAnsi="Times New Roman" w:cs="Times New Roman"/>
-          <w:sz w:val="26"/>
-          <w:szCs w:val="26"/>
-        </w:rPr>
-        <w:t xml:space="preserve"> </w:t>
-      </w:r>
-      <w:proofErr w:type="spellStart"/>
-      <w:r>
-        <w:rPr>
-          <w:rFonts w:ascii="Times New Roman" w:hAnsi="Times New Roman" w:cs="Times New Roman"/>
-          <w:sz w:val="26"/>
-          <w:szCs w:val="26"/>
-        </w:rPr>
-        <w:t>lời</w:t>
-      </w:r>
-      <w:proofErr w:type="spellEnd"/>
-      <w:r>
-        <w:rPr>
-          <w:rFonts w:ascii="Times New Roman" w:hAnsi="Times New Roman" w:cs="Times New Roman"/>
-          <w:sz w:val="26"/>
-          <w:szCs w:val="26"/>
-        </w:rPr>
-        <w:t>:</w:t>
-      </w:r>
-      <w:r>
-        <w:rPr>
-          <w:rFonts w:ascii="Times New Roman" w:hAnsi="Times New Roman" w:cs="Times New Roman"/>
-          <w:sz w:val="26"/>
-          <w:szCs w:val="26"/>
-        </w:rPr>
-        <w:t xml:space="preserve"> </w:t>
+          <w:noProof/>
+        </w:rPr>
+        <w:drawing>
+          <wp:inline distT="0" distB="0" distL="0" distR="0" wp14:anchorId="2A8F15FC" wp14:editId="4E4B3DF0">
+            <wp:extent cx="3067050" cy="1057275"/>
+            <wp:effectExtent l="0" t="0" r="0" b="9525"/>
+            <wp:docPr id="537821066" name="Picture 1" descr="A screenshot of a computer program&#10;&#10;Description automatically generated"/>
+            <wp:cNvGraphicFramePr>
+              <a:graphicFrameLocks xmlns:a="http://schemas.openxmlformats.org/drawingml/2006/main" noChangeAspect="1"/>
+            </wp:cNvGraphicFramePr>
+            <a:graphic xmlns:a="http://schemas.openxmlformats.org/drawingml/2006/main">
+              <a:graphicData uri="http://schemas.openxmlformats.org/drawingml/2006/picture">
+                <pic:pic xmlns:pic="http://schemas.openxmlformats.org/drawingml/2006/picture">
+                  <pic:nvPicPr>
+                    <pic:cNvPr id="537821066" name="Picture 1" descr="A screenshot of a computer program&#10;&#10;Description automatically generated"/>
+                    <pic:cNvPicPr/>
+                  </pic:nvPicPr>
+                  <pic:blipFill>
+                    <a:blip r:embed="rId8"/>
+                    <a:stretch>
+                      <a:fillRect/>
+                    </a:stretch>
+                  </pic:blipFill>
+                  <pic:spPr>
+                    <a:xfrm>
+                      <a:off x="0" y="0"/>
+                      <a:ext cx="3067050" cy="1057275"/>
+                    </a:xfrm>
+                    <a:prstGeom prst="rect">
+                      <a:avLst/>
+                    </a:prstGeom>
+                  </pic:spPr>
+                </pic:pic>
+              </a:graphicData>
+            </a:graphic>
+          </wp:inline>
+        </w:drawing>
       </w:r>
     </w:p>
     <w:p>
@@ -2875,7 +2933,7 @@
                     <pic:cNvPicPr/>
                   </pic:nvPicPr>
                   <pic:blipFill>
-                    <a:blip r:embed="rId8"/>
+                    <a:blip r:embed="rId9"/>
                     <a:stretch>
                       <a:fillRect/>
                     </a:stretch>
@@ -3252,7 +3310,7 @@
                     <pic:cNvPicPr/>
                   </pic:nvPicPr>
                   <pic:blipFill>
-                    <a:blip r:embed="rId9"/>
+                    <a:blip r:embed="rId10"/>
                     <a:stretch>
                       <a:fillRect/>
                     </a:stretch>
@@ -3506,7 +3564,7 @@
                     <pic:cNvPicPr/>
                   </pic:nvPicPr>
                   <pic:blipFill>
-                    <a:blip r:embed="rId10"/>
+                    <a:blip r:embed="rId11"/>
                     <a:stretch>
                       <a:fillRect/>
                     </a:stretch>
@@ -3557,7 +3615,7 @@
                     <pic:cNvPicPr/>
                   </pic:nvPicPr>
                   <pic:blipFill>
-                    <a:blip r:embed="rId11"/>
+                    <a:blip r:embed="rId12"/>
                     <a:stretch>
                       <a:fillRect/>
                     </a:stretch>
